--- a/Capstone_Project/09_Project_Management_Evidence/Group-3_Project_Charter_and_Work_Plan.docx
+++ b/Capstone_Project/09_Project_Management_Evidence/Group-3_Project_Charter_and_Work_Plan.docx
@@ -37,7 +37,6 @@
       </w:r>
       <w:r>
         <w:br/>
-        <w:t>Student / Group Template</w:t>
       </w:r>
       <w:r>
         <w:br/>
@@ -241,14 +240,6 @@
       <w:r>
         <w:lastRenderedPageBreak/>
         <w:t>Project Overview</w:t>
-      </w:r>
-    </w:p>
-    <w:p>
-      <w:pPr>
-        <w:keepNext/>
-      </w:pPr>
-      <w:r>
-        <w:t>Provide title, background and business/research need.</w:t>
       </w:r>
     </w:p>
     <w:p>
@@ -539,14 +530,6 @@
     </w:p>
     <w:p>
       <w:pPr>
-        <w:keepNext/>
-      </w:pPr>
-      <w:r>
-        <w:t>Record the approved aim and objectives.</w:t>
-      </w:r>
-    </w:p>
-    <w:p>
-      <w:pPr>
         <w:spacing w:after="80"/>
       </w:pPr>
       <w:r>
@@ -641,7 +624,7 @@
       <w:r>
         <w:t>5.</w:t>
         <w:tab/>
-        <w:t>Evaluate the system with at least 5 students and 2 lecturers with 80% or more rating it easy to use</w:t>
+        <w:t>Evaluate the system with at least 5 students and 1 lecturer with 80% or more rating it easy to use</w:t>
       </w:r>
     </w:p>
     <w:p>
@@ -650,14 +633,6 @@
       </w:pPr>
       <w:r>
         <w:t>Scope and Deliverables</w:t>
-      </w:r>
-    </w:p>
-    <w:p>
-      <w:pPr>
-        <w:keepNext/>
-      </w:pPr>
-      <w:r>
-        <w:t>List project boundaries and major outputs.</w:t>
       </w:r>
     </w:p>
     <w:p>
@@ -705,14 +680,6 @@
       </w:pPr>
       <w:r>
         <w:t>Team and Roles</w:t>
-      </w:r>
-    </w:p>
-    <w:p>
-      <w:pPr>
-        <w:keepNext/>
-      </w:pPr>
-      <w:r>
-        <w:t>Assign project roles and responsibilities.</w:t>
       </w:r>
     </w:p>
     <w:tbl>
@@ -1084,14 +1051,6 @@
         <w:t>Milestones</w:t>
       </w:r>
     </w:p>
-    <w:p>
-      <w:pPr>
-        <w:keepNext/>
-      </w:pPr>
-      <w:r>
-        <w:t>Identify major weekly milestones and expected completion dates.</w:t>
-      </w:r>
-    </w:p>
     <w:tbl>
       <w:tblPr>
         <w:tblStyle w:val="TableGrid"/>
@@ -1332,7 +1291,7 @@
               <w:rPr>
                 <w:sz w:val="19"/>
               </w:rPr>
-              <w:t>User testing bug fixes full dissertation Turnitin check presentation practice</w:t>
+              <w:t>User testing bug fixes full dissertation check presentation practice</w:t>
             </w:r>
           </w:p>
         </w:tc>
@@ -1368,14 +1327,6 @@
       </w:pPr>
       <w:r>
         <w:t>Risks and Assumptions</w:t>
-      </w:r>
-    </w:p>
-    <w:p>
-      <w:pPr>
-        <w:keepNext/>
-      </w:pPr>
-      <w:r>
-        <w:t>Summarise major risks, assumptions and constraints.</w:t>
       </w:r>
     </w:p>
     <w:tbl>
@@ -1689,14 +1640,6 @@
       </w:pPr>
       <w:r>
         <w:t>Approval</w:t>
-      </w:r>
-    </w:p>
-    <w:p>
-      <w:pPr>
-        <w:keepNext/>
-      </w:pPr>
-      <w:r>
-        <w:t>Supervisor and group representative sign-off.</w:t>
       </w:r>
     </w:p>
     <w:tbl>

--- a/Capstone_Project/09_Project_Management_Evidence/Group-3_Project_Charter_and_Work_Plan.docx
+++ b/Capstone_Project/09_Project_Management_Evidence/Group-3_Project_Charter_and_Work_Plan.docx
@@ -196,7 +196,7 @@
           </w:tcPr>
           <w:p>
             <w:r>
-              <w:t>Week 2 (Sprint 0)</w:t>
+              <w:t>Week 5 Final submission</w:t>
             </w:r>
           </w:p>
         </w:tc>
@@ -222,7 +222,7 @@
           </w:tcPr>
           <w:p>
             <w:r>
-              <w:t>Monday 19 October 2026</w:t>
+              <w:t>Thursday 29 October 2026</w:t>
             </w:r>
           </w:p>
         </w:tc>
